--- a/Ass6/60_Assignment-6_DL.docx
+++ b/Ass6/60_Assignment-6_DL.docx
@@ -146,11 +146,7 @@
         <w:t>Subject Name : Deep Learning</w:t>
       </w:r>
     </w:p>
-    <w:p>
-      <w:r>
-        <w:t>================================================================================</w:t>
-      </w:r>
-    </w:p>
+    <w:p/>
     <w:p>
       <w:pPr>
         <w:pStyle w:val="Heading2"/>

--- a/Ass6/60_Assignment-6_DL.docx
+++ b/Ass6/60_Assignment-6_DL.docx
@@ -9,6 +9,7 @@
       <w:r>
         <w:rPr>
           <w:rFonts w:ascii="Arial" w:hAnsi="Arial"/>
+          <w:b/>
           <w:i/>
           <w:sz w:val="24"/>
         </w:rPr>
@@ -43,7 +44,6 @@
         <w:t>Practical Implementation Sheet</w:t>
       </w:r>
     </w:p>
-    <w:p/>
     <w:p>
       <w:pPr>
         <w:jc w:val="center"/>
@@ -55,7 +55,7 @@
         <w:t xml:space="preserve">Department: </w:t>
       </w:r>
       <w:r>
-        <w:t xml:space="preserve">CSE-AI        </w:t>
+        <w:t xml:space="preserve"> CSE-AI        </w:t>
       </w:r>
       <w:r>
         <w:rPr>
@@ -64,7 +64,7 @@
         <w:t>Semester: 5</w:t>
       </w:r>
       <w:r>
-        <w:t xml:space="preserve">        </w:t>
+        <w:tab/>
       </w:r>
       <w:r>
         <w:rPr>
@@ -84,16 +84,18 @@
         <w:t xml:space="preserve">Division: </w:t>
       </w:r>
       <w:r>
-        <w:t xml:space="preserve">E        </w:t>
+        <w:t xml:space="preserve">  E </w:t>
+        <w:tab/>
       </w:r>
       <w:r>
         <w:rPr>
           <w:u w:val="single"/>
         </w:rPr>
-        <w:t>Batch: 3</w:t>
+        <w:t>Batch:  3</w:t>
       </w:r>
       <w:r>
-        <w:t xml:space="preserve">        </w:t>
+        <w:t xml:space="preserve">     </w:t>
+        <w:tab/>
       </w:r>
       <w:r>
         <w:rPr>
@@ -110,10 +112,10 @@
         <w:rPr>
           <w:u w:val="single"/>
         </w:rPr>
-        <w:t xml:space="preserve">Roll no: </w:t>
+        <w:t xml:space="preserve"> Roll no: </w:t>
       </w:r>
       <w:r>
-        <w:t xml:space="preserve">60        </w:t>
+        <w:t xml:space="preserve"> 60       </w:t>
       </w:r>
       <w:r>
         <w:rPr>
@@ -122,7 +124,7 @@
         <w:t>PRN No: 12414029</w:t>
       </w:r>
       <w:r>
-        <w:t xml:space="preserve">        </w:t>
+        <w:t xml:space="preserve"> </w:t>
       </w:r>
       <w:r>
         <w:rPr>
@@ -146,75 +148,86 @@
         <w:t>Subject Name : Deep Learning</w:t>
       </w:r>
     </w:p>
-    <w:p/>
     <w:p>
-      <w:pPr>
-        <w:pStyle w:val="Heading2"/>
-      </w:pPr>
       <w:r>
-        <w:t>1. Problem Statement</w:t>
+        <w:rPr>
+          <w:rFonts w:ascii="Arial" w:hAnsi="Arial"/>
+          <w:b/>
+        </w:rPr>
+        <w:t xml:space="preserve">Problem Statement: </w:t>
+      </w:r>
+      <w:r>
+        <w:rPr>
+          <w:rFonts w:ascii="Arial" w:hAnsi="Arial"/>
+        </w:rPr>
+        <w:t>Design and implement a Convolutional Neural Network (CNN) for image classification using the Mango Leaf &amp; Fruit Pathology dataset (6 classes). Perform spatial data augmentation and evaluate using accuracy curves.</w:t>
       </w:r>
     </w:p>
     <w:p>
       <w:r>
-        <w:t>Design and implement a Convolutional Neural Network (CNN) for image classification using the Mango Leaf &amp; Fruit Pathology dataset.</w:t>
-      </w:r>
-    </w:p>
-    <w:p>
-      <w:pPr>
-        <w:pStyle w:val="Heading2"/>
-      </w:pPr>
-      <w:r>
-        <w:t>2. Objectives</w:t>
+        <w:rPr>
+          <w:rFonts w:ascii="Arial" w:hAnsi="Arial"/>
+          <w:b/>
+          <w:sz w:val="22"/>
+        </w:rPr>
+        <w:t>1. Course Objectives &amp; Relevance</w:t>
       </w:r>
     </w:p>
     <w:p>
       <w:r>
-        <w:t>1. Apply Convolutional layers for spatial feature extraction.</w:t>
+        <w:t>1. Understand the core principles of Convolutional Neural Networks (CNNs) for visual pattern recognition.</w:t>
         <w:br/>
-        <w:t>2. Utilize max-pooling to reduce dimensionality.</w:t>
+        <w:t>2. Implement 2D Convolution, Max Pooling, and Dropout.</w:t>
         <w:br/>
-        <w:t>3. Implement data augmentation to prevent overfitting.</w:t>
+        <w:t>3. Design a data augmentation pipeline to prevent overfitting.</w:t>
       </w:r>
     </w:p>
     <w:p>
-      <w:pPr>
-        <w:pStyle w:val="Heading2"/>
-      </w:pPr>
       <w:r>
-        <w:t>3. Methodology &amp; Algorithm</w:t>
+        <w:rPr>
+          <w:rFonts w:ascii="Arial" w:hAnsi="Arial"/>
+          <w:b/>
+          <w:sz w:val="22"/>
+        </w:rPr>
+        <w:t>2. Theoretical Foundations &amp; Mathematical Formulations</w:t>
+      </w:r>
+    </w:p>
+    <w:p>
+      <w:r>
+        <w:t>Convolution extracts spatial features via sliding filters: Z = X * K. Max pooling reduces spatial dimensions and provides translation invariance, significantly reducing parameter counts.</w:t>
+      </w:r>
+    </w:p>
+    <w:p>
+      <w:r>
+        <w:rPr>
+          <w:rFonts w:ascii="Arial" w:hAnsi="Arial"/>
+          <w:b/>
+          <w:sz w:val="22"/>
+        </w:rPr>
+        <w:t>3. Algorithm / Step-by-Step Execution Plan</w:t>
       </w:r>
     </w:p>
     <w:p>
       <w:r>
         <w:t>1. Load Mango disease dataset.</w:t>
         <w:br/>
-        <w:t>2. Apply random flips and rotations.</w:t>
+        <w:t>2. Apply random flips and rotations via data augmentation.</w:t>
         <w:br/>
         <w:t>3. Build a 4-block CNN architecture.</w:t>
         <w:br/>
         <w:t>4. Train and track accuracy on training and validation sets.</w:t>
-      </w:r>
-    </w:p>
-    <w:p>
-      <w:pPr>
-        <w:pStyle w:val="Heading2"/>
-      </w:pPr>
-      <w:r>
-        <w:t>4. Conclusion</w:t>
+        <w:br/>
+        <w:t>5. Generate confusion matrix.</w:t>
       </w:r>
     </w:p>
     <w:p>
       <w:r>
-        <w:t>CNNs drastically outperform dense networks on image data by leveraging spatial hierarchies. Data augmentation ensures the model generalizes well to unseen leaf orientations.</w:t>
-      </w:r>
-    </w:p>
-    <w:p>
-      <w:pPr>
-        <w:pStyle w:val="Heading2"/>
-      </w:pPr>
-      <w:r>
-        <w:t>5. Plots &amp; Visualizations</w:t>
+        <w:rPr>
+          <w:rFonts w:ascii="Arial" w:hAnsi="Arial"/>
+          <w:b/>
+          <w:sz w:val="22"/>
+        </w:rPr>
+        <w:t>4. Model Architecture &amp; Visualizations</w:t>
       </w:r>
     </w:p>
     <w:p>
@@ -224,7 +237,7 @@
       <w:r>
         <w:drawing>
           <wp:inline xmlns:a="http://schemas.openxmlformats.org/drawingml/2006/main" xmlns:pic="http://schemas.openxmlformats.org/drawingml/2006/picture">
-            <wp:extent cx="4572000" cy="3048000"/>
+            <wp:extent cx="5029200" cy="3352800"/>
             <wp:docPr id="1" name="Picture 1"/>
             <wp:cNvGraphicFramePr>
               <a:graphicFrameLocks noChangeAspect="1"/>
@@ -245,7 +258,7 @@
                   <pic:spPr>
                     <a:xfrm>
                       <a:off x="0" y="0"/>
-                      <a:ext cx="4572000" cy="3048000"/>
+                      <a:ext cx="5029200" cy="3352800"/>
                     </a:xfrm>
                     <a:prstGeom prst="rect"/>
                   </pic:spPr>
@@ -271,7 +284,7 @@
       <w:r>
         <w:drawing>
           <wp:inline xmlns:a="http://schemas.openxmlformats.org/drawingml/2006/main" xmlns:pic="http://schemas.openxmlformats.org/drawingml/2006/picture">
-            <wp:extent cx="4572000" cy="1828800"/>
+            <wp:extent cx="5029200" cy="2011680"/>
             <wp:docPr id="2" name="Picture 2"/>
             <wp:cNvGraphicFramePr>
               <a:graphicFrameLocks noChangeAspect="1"/>
@@ -292,7 +305,7 @@
                   <pic:spPr>
                     <a:xfrm>
                       <a:off x="0" y="0"/>
-                      <a:ext cx="4572000" cy="1828800"/>
+                      <a:ext cx="5029200" cy="2011680"/>
                     </a:xfrm>
                     <a:prstGeom prst="rect"/>
                   </pic:spPr>
@@ -309,6 +322,21 @@
       </w:pPr>
       <w:r>
         <w:t>real_mango_leaf_samples.png</w:t>
+      </w:r>
+    </w:p>
+    <w:p>
+      <w:r>
+        <w:rPr>
+          <w:rFonts w:ascii="Arial" w:hAnsi="Arial"/>
+          <w:b/>
+          <w:sz w:val="22"/>
+        </w:rPr>
+        <w:t>5. Conclusions &amp; Summary</w:t>
+      </w:r>
+    </w:p>
+    <w:p>
+      <w:r>
+        <w:t>CNNs drastically outperform dense networks on high-dimensional image data by leveraging spatial hierarchies. Data augmentation ensures the model generalizes well to unseen leaf orientations.</w:t>
       </w:r>
     </w:p>
     <w:sectPr>
